--- a/JavaScript Course Structure.docx
+++ b/JavaScript Course Structure.docx
@@ -340,13 +340,265 @@
         </w:rPr>
       </w:pPr>
       <w:r>
-        <w:t>Module 19</w:t>
+        <w:t>Module 19: JavaScript Projects</w:t>
+      </w:r>
+    </w:p>
+    <w:p>
+      <w:pPr>
+        <w:pStyle w:val="ListParagraph"/>
+        <w:numPr>
+          <w:ilvl w:val="0"/>
+          <w:numId w:val="2"/>
+        </w:numPr>
+        <w:rPr>
+          <w:sz w:val="28"/>
+          <w:szCs w:val="28"/>
+          <w:u w:val="single"/>
+        </w:rPr>
+      </w:pPr>
+      <w:r>
+        <w:t>Beginner Projects</w:t>
+      </w:r>
+    </w:p>
+    <w:p>
+      <w:pPr>
+        <w:pStyle w:val="ListParagraph"/>
+        <w:numPr>
+          <w:ilvl w:val="0"/>
+          <w:numId w:val="3"/>
+        </w:numPr>
+        <w:rPr>
+          <w:sz w:val="28"/>
+          <w:szCs w:val="28"/>
+          <w:u w:val="single"/>
+        </w:rPr>
+      </w:pPr>
+      <w:r>
+        <w:t>Calculator</w:t>
+      </w:r>
+    </w:p>
+    <w:p>
+      <w:pPr>
+        <w:pStyle w:val="ListParagraph"/>
+        <w:numPr>
+          <w:ilvl w:val="0"/>
+          <w:numId w:val="3"/>
+        </w:numPr>
+        <w:rPr>
+          <w:sz w:val="28"/>
+          <w:szCs w:val="28"/>
+          <w:u w:val="single"/>
+        </w:rPr>
+      </w:pPr>
+      <w:r>
+        <w:t>BMI Calculator</w:t>
+      </w:r>
+    </w:p>
+    <w:p>
+      <w:pPr>
+        <w:pStyle w:val="ListParagraph"/>
+        <w:numPr>
+          <w:ilvl w:val="0"/>
+          <w:numId w:val="3"/>
+        </w:numPr>
+        <w:rPr>
+          <w:sz w:val="28"/>
+          <w:szCs w:val="28"/>
+          <w:u w:val="single"/>
+        </w:rPr>
+      </w:pPr>
+      <w:r>
+        <w:t>Quiz App</w:t>
+      </w:r>
+    </w:p>
+    <w:p>
+      <w:pPr>
+        <w:pStyle w:val="ListParagraph"/>
+        <w:numPr>
+          <w:ilvl w:val="0"/>
+          <w:numId w:val="3"/>
+        </w:numPr>
+        <w:rPr>
+          <w:sz w:val="28"/>
+          <w:szCs w:val="28"/>
+          <w:u w:val="single"/>
+        </w:rPr>
+      </w:pPr>
+      <w:r>
+        <w:t>Countdown Timer</w:t>
+      </w:r>
+    </w:p>
+    <w:p>
+      <w:pPr>
+        <w:pStyle w:val="ListParagraph"/>
+        <w:numPr>
+          <w:ilvl w:val="0"/>
+          <w:numId w:val="2"/>
+        </w:numPr>
+        <w:rPr>
+          <w:sz w:val="28"/>
+          <w:szCs w:val="28"/>
+          <w:u w:val="single"/>
+        </w:rPr>
+      </w:pPr>
+      <w:r>
+        <w:t>Intermediate Projects</w:t>
+      </w:r>
+    </w:p>
+    <w:p>
+      <w:pPr>
+        <w:pStyle w:val="ListParagraph"/>
+        <w:numPr>
+          <w:ilvl w:val="0"/>
+          <w:numId w:val="4"/>
+        </w:numPr>
+        <w:rPr>
+          <w:sz w:val="28"/>
+          <w:szCs w:val="28"/>
+          <w:u w:val="single"/>
+        </w:rPr>
+      </w:pPr>
+      <w:r>
+        <w:t>Weather App</w:t>
+      </w:r>
+    </w:p>
+    <w:p>
+      <w:pPr>
+        <w:pStyle w:val="ListParagraph"/>
+        <w:numPr>
+          <w:ilvl w:val="0"/>
+          <w:numId w:val="4"/>
+        </w:numPr>
+        <w:rPr>
+          <w:sz w:val="28"/>
+          <w:szCs w:val="28"/>
+          <w:u w:val="single"/>
+        </w:rPr>
+      </w:pPr>
+      <w:r>
+        <w:t>Expense Tracker</w:t>
+      </w:r>
+    </w:p>
+    <w:p>
+      <w:pPr>
+        <w:pStyle w:val="ListParagraph"/>
+        <w:numPr>
+          <w:ilvl w:val="0"/>
+          <w:numId w:val="4"/>
+        </w:numPr>
+        <w:rPr>
+          <w:sz w:val="28"/>
+          <w:szCs w:val="28"/>
+          <w:u w:val="single"/>
+        </w:rPr>
+      </w:pPr>
+      <w:r>
+        <w:t>Notes App</w:t>
+      </w:r>
+    </w:p>
+    <w:p>
+      <w:pPr>
+        <w:pStyle w:val="ListParagraph"/>
+        <w:numPr>
+          <w:ilvl w:val="0"/>
+          <w:numId w:val="4"/>
+        </w:numPr>
+        <w:rPr>
+          <w:sz w:val="28"/>
+          <w:szCs w:val="28"/>
+          <w:u w:val="single"/>
+        </w:rPr>
+      </w:pPr>
+      <w:r>
+        <w:t>Music Player</w:t>
+      </w:r>
+    </w:p>
+    <w:p>
+      <w:pPr>
+        <w:pStyle w:val="ListParagraph"/>
+        <w:numPr>
+          <w:ilvl w:val="0"/>
+          <w:numId w:val="2"/>
+        </w:numPr>
+        <w:rPr>
+          <w:sz w:val="28"/>
+          <w:szCs w:val="28"/>
+          <w:u w:val="single"/>
+        </w:rPr>
+      </w:pPr>
+      <w:r>
+        <w:t>Advanced Projects</w:t>
+      </w:r>
+    </w:p>
+    <w:p>
+      <w:pPr>
+        <w:pStyle w:val="ListParagraph"/>
+        <w:numPr>
+          <w:ilvl w:val="0"/>
+          <w:numId w:val="5"/>
+        </w:numPr>
+        <w:rPr>
+          <w:sz w:val="28"/>
+          <w:szCs w:val="28"/>
+          <w:u w:val="single"/>
+        </w:rPr>
+      </w:pPr>
+      <w:r>
+        <w:t>E-Commerce Website</w:t>
+      </w:r>
+    </w:p>
+    <w:p>
+      <w:pPr>
+        <w:pStyle w:val="ListParagraph"/>
+        <w:numPr>
+          <w:ilvl w:val="0"/>
+          <w:numId w:val="5"/>
+        </w:numPr>
+        <w:rPr>
+          <w:sz w:val="28"/>
+          <w:szCs w:val="28"/>
+          <w:u w:val="single"/>
+        </w:rPr>
+      </w:pPr>
+      <w:r>
+        <w:t>Chat Application</w:t>
+      </w:r>
+    </w:p>
+    <w:p>
+      <w:pPr>
+        <w:pStyle w:val="ListParagraph"/>
+        <w:numPr>
+          <w:ilvl w:val="0"/>
+          <w:numId w:val="5"/>
+        </w:numPr>
+        <w:rPr>
+          <w:sz w:val="28"/>
+          <w:szCs w:val="28"/>
+          <w:u w:val="single"/>
+        </w:rPr>
+      </w:pPr>
+      <w:r>
+        <w:t>Netflix Clone</w:t>
+      </w:r>
+    </w:p>
+    <w:p>
+      <w:pPr>
+        <w:pStyle w:val="ListParagraph"/>
+        <w:numPr>
+          <w:ilvl w:val="0"/>
+          <w:numId w:val="5"/>
+        </w:numPr>
+        <w:rPr>
+          <w:sz w:val="28"/>
+          <w:szCs w:val="28"/>
+          <w:u w:val="single"/>
+        </w:rPr>
+      </w:pPr>
+      <w:r>
+        <w:t>Task Management App</w:t>
       </w:r>
       <w:bookmarkStart w:id="0" w:name="_GoBack"/>
       <w:bookmarkEnd w:id="0"/>
-      <w:r>
-        <w:t>: JavaScript Projects</w:t>
-      </w:r>
     </w:p>
     <w:sectPr>
       <w:pgSz w:w="12240" w:h="15840"/>
@@ -361,6 +613,350 @@
 <file path=word/numbering.xml><?xml version="1.0" encoding="utf-8"?>
 <w:numbering xmlns:wpc="http://schemas.microsoft.com/office/word/2010/wordprocessingCanvas" xmlns:cx="http://schemas.microsoft.com/office/drawing/2014/chartex" xmlns:cx1="http://schemas.microsoft.com/office/drawing/2015/9/8/chartex" xmlns:mc="http://schemas.openxmlformats.org/markup-compatibility/2006" xmlns:o="urn:schemas-microsoft-com:office:office" xmlns:r="http://schemas.openxmlformats.org/officeDocument/2006/relationships" xmlns:m="http://schemas.openxmlformats.org/officeDocument/2006/math" xmlns:v="urn:schemas-microsoft-com:vml" xmlns:wp14="http://schemas.microsoft.com/office/word/2010/wordprocessingDrawing" xmlns:wp="http://schemas.openxmlformats.org/drawingml/2006/wordprocessingDrawing" xmlns:w10="urn:schemas-microsoft-com:office:word" xmlns:w="http://schemas.openxmlformats.org/wordprocessingml/2006/main" xmlns:w14="http://schemas.microsoft.com/office/word/2010/wordml" xmlns:w15="http://schemas.microsoft.com/office/word/2012/wordml" xmlns:w16se="http://schemas.microsoft.com/office/word/2015/wordml/symex" xmlns:wpg="http://schemas.microsoft.com/office/word/2010/wordprocessingGroup" xmlns:wpi="http://schemas.microsoft.com/office/word/2010/wordprocessingInk" xmlns:wne="http://schemas.microsoft.com/office/word/2006/wordml" xmlns:wps="http://schemas.microsoft.com/office/word/2010/wordprocessingShape" mc:Ignorable="w14 w15 w16se wp14">
   <w:abstractNum w:abstractNumId="0" w15:restartNumberingAfterBreak="0">
+    <w:nsid w:val="0C1710A5"/>
+    <w:multiLevelType w:val="hybridMultilevel"/>
+    <w:tmpl w:val="7EB67FE0"/>
+    <w:lvl w:ilvl="0" w:tplc="0409000F">
+      <w:start w:val="1"/>
+      <w:numFmt w:val="decimal"/>
+      <w:lvlText w:val="%1."/>
+      <w:lvlJc w:val="left"/>
+      <w:pPr>
+        <w:ind w:left="1734" w:hanging="360"/>
+      </w:pPr>
+    </w:lvl>
+    <w:lvl w:ilvl="1" w:tplc="04090019" w:tentative="1">
+      <w:start w:val="1"/>
+      <w:numFmt w:val="lowerLetter"/>
+      <w:lvlText w:val="%2."/>
+      <w:lvlJc w:val="left"/>
+      <w:pPr>
+        <w:ind w:left="2454" w:hanging="360"/>
+      </w:pPr>
+    </w:lvl>
+    <w:lvl w:ilvl="2" w:tplc="0409001B" w:tentative="1">
+      <w:start w:val="1"/>
+      <w:numFmt w:val="lowerRoman"/>
+      <w:lvlText w:val="%3."/>
+      <w:lvlJc w:val="right"/>
+      <w:pPr>
+        <w:ind w:left="3174" w:hanging="180"/>
+      </w:pPr>
+    </w:lvl>
+    <w:lvl w:ilvl="3" w:tplc="0409000F" w:tentative="1">
+      <w:start w:val="1"/>
+      <w:numFmt w:val="decimal"/>
+      <w:lvlText w:val="%4."/>
+      <w:lvlJc w:val="left"/>
+      <w:pPr>
+        <w:ind w:left="3894" w:hanging="360"/>
+      </w:pPr>
+    </w:lvl>
+    <w:lvl w:ilvl="4" w:tplc="04090019" w:tentative="1">
+      <w:start w:val="1"/>
+      <w:numFmt w:val="lowerLetter"/>
+      <w:lvlText w:val="%5."/>
+      <w:lvlJc w:val="left"/>
+      <w:pPr>
+        <w:ind w:left="4614" w:hanging="360"/>
+      </w:pPr>
+    </w:lvl>
+    <w:lvl w:ilvl="5" w:tplc="0409001B" w:tentative="1">
+      <w:start w:val="1"/>
+      <w:numFmt w:val="lowerRoman"/>
+      <w:lvlText w:val="%6."/>
+      <w:lvlJc w:val="right"/>
+      <w:pPr>
+        <w:ind w:left="5334" w:hanging="180"/>
+      </w:pPr>
+    </w:lvl>
+    <w:lvl w:ilvl="6" w:tplc="0409000F" w:tentative="1">
+      <w:start w:val="1"/>
+      <w:numFmt w:val="decimal"/>
+      <w:lvlText w:val="%7."/>
+      <w:lvlJc w:val="left"/>
+      <w:pPr>
+        <w:ind w:left="6054" w:hanging="360"/>
+      </w:pPr>
+    </w:lvl>
+    <w:lvl w:ilvl="7" w:tplc="04090019" w:tentative="1">
+      <w:start w:val="1"/>
+      <w:numFmt w:val="lowerLetter"/>
+      <w:lvlText w:val="%8."/>
+      <w:lvlJc w:val="left"/>
+      <w:pPr>
+        <w:ind w:left="6774" w:hanging="360"/>
+      </w:pPr>
+    </w:lvl>
+    <w:lvl w:ilvl="8" w:tplc="0409001B" w:tentative="1">
+      <w:start w:val="1"/>
+      <w:numFmt w:val="lowerRoman"/>
+      <w:lvlText w:val="%9."/>
+      <w:lvlJc w:val="right"/>
+      <w:pPr>
+        <w:ind w:left="7494" w:hanging="180"/>
+      </w:pPr>
+    </w:lvl>
+  </w:abstractNum>
+  <w:abstractNum w:abstractNumId="1" w15:restartNumberingAfterBreak="0">
+    <w:nsid w:val="0E80789D"/>
+    <w:multiLevelType w:val="hybridMultilevel"/>
+    <w:tmpl w:val="CF940F5C"/>
+    <w:lvl w:ilvl="0" w:tplc="04090019">
+      <w:start w:val="1"/>
+      <w:numFmt w:val="lowerLetter"/>
+      <w:lvlText w:val="%1."/>
+      <w:lvlJc w:val="left"/>
+      <w:pPr>
+        <w:ind w:left="2598" w:hanging="360"/>
+      </w:pPr>
+    </w:lvl>
+    <w:lvl w:ilvl="1" w:tplc="04090019" w:tentative="1">
+      <w:start w:val="1"/>
+      <w:numFmt w:val="lowerLetter"/>
+      <w:lvlText w:val="%2."/>
+      <w:lvlJc w:val="left"/>
+      <w:pPr>
+        <w:ind w:left="3318" w:hanging="360"/>
+      </w:pPr>
+    </w:lvl>
+    <w:lvl w:ilvl="2" w:tplc="0409001B" w:tentative="1">
+      <w:start w:val="1"/>
+      <w:numFmt w:val="lowerRoman"/>
+      <w:lvlText w:val="%3."/>
+      <w:lvlJc w:val="right"/>
+      <w:pPr>
+        <w:ind w:left="4038" w:hanging="180"/>
+      </w:pPr>
+    </w:lvl>
+    <w:lvl w:ilvl="3" w:tplc="0409000F" w:tentative="1">
+      <w:start w:val="1"/>
+      <w:numFmt w:val="decimal"/>
+      <w:lvlText w:val="%4."/>
+      <w:lvlJc w:val="left"/>
+      <w:pPr>
+        <w:ind w:left="4758" w:hanging="360"/>
+      </w:pPr>
+    </w:lvl>
+    <w:lvl w:ilvl="4" w:tplc="04090019" w:tentative="1">
+      <w:start w:val="1"/>
+      <w:numFmt w:val="lowerLetter"/>
+      <w:lvlText w:val="%5."/>
+      <w:lvlJc w:val="left"/>
+      <w:pPr>
+        <w:ind w:left="5478" w:hanging="360"/>
+      </w:pPr>
+    </w:lvl>
+    <w:lvl w:ilvl="5" w:tplc="0409001B" w:tentative="1">
+      <w:start w:val="1"/>
+      <w:numFmt w:val="lowerRoman"/>
+      <w:lvlText w:val="%6."/>
+      <w:lvlJc w:val="right"/>
+      <w:pPr>
+        <w:ind w:left="6198" w:hanging="180"/>
+      </w:pPr>
+    </w:lvl>
+    <w:lvl w:ilvl="6" w:tplc="0409000F" w:tentative="1">
+      <w:start w:val="1"/>
+      <w:numFmt w:val="decimal"/>
+      <w:lvlText w:val="%7."/>
+      <w:lvlJc w:val="left"/>
+      <w:pPr>
+        <w:ind w:left="6918" w:hanging="360"/>
+      </w:pPr>
+    </w:lvl>
+    <w:lvl w:ilvl="7" w:tplc="04090019" w:tentative="1">
+      <w:start w:val="1"/>
+      <w:numFmt w:val="lowerLetter"/>
+      <w:lvlText w:val="%8."/>
+      <w:lvlJc w:val="left"/>
+      <w:pPr>
+        <w:ind w:left="7638" w:hanging="360"/>
+      </w:pPr>
+    </w:lvl>
+    <w:lvl w:ilvl="8" w:tplc="0409001B" w:tentative="1">
+      <w:start w:val="1"/>
+      <w:numFmt w:val="lowerRoman"/>
+      <w:lvlText w:val="%9."/>
+      <w:lvlJc w:val="right"/>
+      <w:pPr>
+        <w:ind w:left="8358" w:hanging="180"/>
+      </w:pPr>
+    </w:lvl>
+  </w:abstractNum>
+  <w:abstractNum w:abstractNumId="2" w15:restartNumberingAfterBreak="0">
+    <w:nsid w:val="165F6656"/>
+    <w:multiLevelType w:val="hybridMultilevel"/>
+    <w:tmpl w:val="69F65D8C"/>
+    <w:lvl w:ilvl="0" w:tplc="04090019">
+      <w:start w:val="1"/>
+      <w:numFmt w:val="lowerLetter"/>
+      <w:lvlText w:val="%1."/>
+      <w:lvlJc w:val="left"/>
+      <w:pPr>
+        <w:ind w:left="2454" w:hanging="360"/>
+      </w:pPr>
+    </w:lvl>
+    <w:lvl w:ilvl="1" w:tplc="04090019" w:tentative="1">
+      <w:start w:val="1"/>
+      <w:numFmt w:val="lowerLetter"/>
+      <w:lvlText w:val="%2."/>
+      <w:lvlJc w:val="left"/>
+      <w:pPr>
+        <w:ind w:left="3174" w:hanging="360"/>
+      </w:pPr>
+    </w:lvl>
+    <w:lvl w:ilvl="2" w:tplc="0409001B" w:tentative="1">
+      <w:start w:val="1"/>
+      <w:numFmt w:val="lowerRoman"/>
+      <w:lvlText w:val="%3."/>
+      <w:lvlJc w:val="right"/>
+      <w:pPr>
+        <w:ind w:left="3894" w:hanging="180"/>
+      </w:pPr>
+    </w:lvl>
+    <w:lvl w:ilvl="3" w:tplc="0409000F" w:tentative="1">
+      <w:start w:val="1"/>
+      <w:numFmt w:val="decimal"/>
+      <w:lvlText w:val="%4."/>
+      <w:lvlJc w:val="left"/>
+      <w:pPr>
+        <w:ind w:left="4614" w:hanging="360"/>
+      </w:pPr>
+    </w:lvl>
+    <w:lvl w:ilvl="4" w:tplc="04090019" w:tentative="1">
+      <w:start w:val="1"/>
+      <w:numFmt w:val="lowerLetter"/>
+      <w:lvlText w:val="%5."/>
+      <w:lvlJc w:val="left"/>
+      <w:pPr>
+        <w:ind w:left="5334" w:hanging="360"/>
+      </w:pPr>
+    </w:lvl>
+    <w:lvl w:ilvl="5" w:tplc="0409001B" w:tentative="1">
+      <w:start w:val="1"/>
+      <w:numFmt w:val="lowerRoman"/>
+      <w:lvlText w:val="%6."/>
+      <w:lvlJc w:val="right"/>
+      <w:pPr>
+        <w:ind w:left="6054" w:hanging="180"/>
+      </w:pPr>
+    </w:lvl>
+    <w:lvl w:ilvl="6" w:tplc="0409000F" w:tentative="1">
+      <w:start w:val="1"/>
+      <w:numFmt w:val="decimal"/>
+      <w:lvlText w:val="%7."/>
+      <w:lvlJc w:val="left"/>
+      <w:pPr>
+        <w:ind w:left="6774" w:hanging="360"/>
+      </w:pPr>
+    </w:lvl>
+    <w:lvl w:ilvl="7" w:tplc="04090019" w:tentative="1">
+      <w:start w:val="1"/>
+      <w:numFmt w:val="lowerLetter"/>
+      <w:lvlText w:val="%8."/>
+      <w:lvlJc w:val="left"/>
+      <w:pPr>
+        <w:ind w:left="7494" w:hanging="360"/>
+      </w:pPr>
+    </w:lvl>
+    <w:lvl w:ilvl="8" w:tplc="0409001B" w:tentative="1">
+      <w:start w:val="1"/>
+      <w:numFmt w:val="lowerRoman"/>
+      <w:lvlText w:val="%9."/>
+      <w:lvlJc w:val="right"/>
+      <w:pPr>
+        <w:ind w:left="8214" w:hanging="180"/>
+      </w:pPr>
+    </w:lvl>
+  </w:abstractNum>
+  <w:abstractNum w:abstractNumId="3" w15:restartNumberingAfterBreak="0">
+    <w:nsid w:val="363260AB"/>
+    <w:multiLevelType w:val="hybridMultilevel"/>
+    <w:tmpl w:val="8982E7D6"/>
+    <w:lvl w:ilvl="0" w:tplc="04090019">
+      <w:start w:val="1"/>
+      <w:numFmt w:val="lowerLetter"/>
+      <w:lvlText w:val="%1."/>
+      <w:lvlJc w:val="left"/>
+      <w:pPr>
+        <w:ind w:left="2648" w:hanging="360"/>
+      </w:pPr>
+    </w:lvl>
+    <w:lvl w:ilvl="1" w:tplc="04090019" w:tentative="1">
+      <w:start w:val="1"/>
+      <w:numFmt w:val="lowerLetter"/>
+      <w:lvlText w:val="%2."/>
+      <w:lvlJc w:val="left"/>
+      <w:pPr>
+        <w:ind w:left="3368" w:hanging="360"/>
+      </w:pPr>
+    </w:lvl>
+    <w:lvl w:ilvl="2" w:tplc="0409001B" w:tentative="1">
+      <w:start w:val="1"/>
+      <w:numFmt w:val="lowerRoman"/>
+      <w:lvlText w:val="%3."/>
+      <w:lvlJc w:val="right"/>
+      <w:pPr>
+        <w:ind w:left="4088" w:hanging="180"/>
+      </w:pPr>
+    </w:lvl>
+    <w:lvl w:ilvl="3" w:tplc="0409000F" w:tentative="1">
+      <w:start w:val="1"/>
+      <w:numFmt w:val="decimal"/>
+      <w:lvlText w:val="%4."/>
+      <w:lvlJc w:val="left"/>
+      <w:pPr>
+        <w:ind w:left="4808" w:hanging="360"/>
+      </w:pPr>
+    </w:lvl>
+    <w:lvl w:ilvl="4" w:tplc="04090019" w:tentative="1">
+      <w:start w:val="1"/>
+      <w:numFmt w:val="lowerLetter"/>
+      <w:lvlText w:val="%5."/>
+      <w:lvlJc w:val="left"/>
+      <w:pPr>
+        <w:ind w:left="5528" w:hanging="360"/>
+      </w:pPr>
+    </w:lvl>
+    <w:lvl w:ilvl="5" w:tplc="0409001B" w:tentative="1">
+      <w:start w:val="1"/>
+      <w:numFmt w:val="lowerRoman"/>
+      <w:lvlText w:val="%6."/>
+      <w:lvlJc w:val="right"/>
+      <w:pPr>
+        <w:ind w:left="6248" w:hanging="180"/>
+      </w:pPr>
+    </w:lvl>
+    <w:lvl w:ilvl="6" w:tplc="0409000F" w:tentative="1">
+      <w:start w:val="1"/>
+      <w:numFmt w:val="decimal"/>
+      <w:lvlText w:val="%7."/>
+      <w:lvlJc w:val="left"/>
+      <w:pPr>
+        <w:ind w:left="6968" w:hanging="360"/>
+      </w:pPr>
+    </w:lvl>
+    <w:lvl w:ilvl="7" w:tplc="04090019" w:tentative="1">
+      <w:start w:val="1"/>
+      <w:numFmt w:val="lowerLetter"/>
+      <w:lvlText w:val="%8."/>
+      <w:lvlJc w:val="left"/>
+      <w:pPr>
+        <w:ind w:left="7688" w:hanging="360"/>
+      </w:pPr>
+    </w:lvl>
+    <w:lvl w:ilvl="8" w:tplc="0409001B" w:tentative="1">
+      <w:start w:val="1"/>
+      <w:numFmt w:val="lowerRoman"/>
+      <w:lvlText w:val="%9."/>
+      <w:lvlJc w:val="right"/>
+      <w:pPr>
+        <w:ind w:left="8408" w:hanging="180"/>
+      </w:pPr>
+    </w:lvl>
+  </w:abstractNum>
+  <w:abstractNum w:abstractNumId="4" w15:restartNumberingAfterBreak="0">
     <w:nsid w:val="60AC7C6C"/>
     <w:multiLevelType w:val="hybridMultilevel"/>
     <w:tmpl w:val="1D26C370"/>
@@ -474,7 +1070,19 @@
     </w:lvl>
   </w:abstractNum>
   <w:num w:numId="1">
+    <w:abstractNumId w:val="4"/>
+  </w:num>
+  <w:num w:numId="2">
     <w:abstractNumId w:val="0"/>
+  </w:num>
+  <w:num w:numId="3">
+    <w:abstractNumId w:val="3"/>
+  </w:num>
+  <w:num w:numId="4">
+    <w:abstractNumId w:val="1"/>
+  </w:num>
+  <w:num w:numId="5">
+    <w:abstractNumId w:val="2"/>
   </w:num>
 </w:numbering>
 </file>
